--- a/docs/answers/as-introtointegration.docx
+++ b/docs/answers/as-introtointegration.docx
@@ -52,7 +52,7 @@
         </w:rPr>
         <w:t xml:space="preserve"> </w:t>
       </w:r>
-      <w:hyperlink r:id="rId20">
+      <w:hyperlink r:id="rId9">
         <w:r>
           <w:rPr>
             <w:rStyle w:val="Hyperlink"/>
@@ -82,7 +82,7 @@
         <w:t xml:space="preserve">Please attempt the questions before reading these answers!</w:t>
       </w:r>
     </w:p>
-    <w:bookmarkStart w:id="21" w:name="q1"/>
+    <w:bookmarkStart w:id="10" w:name="q1"/>
     <w:p>
       <w:pPr>
         <w:pStyle w:val="Heading2"/>
@@ -1578,8 +1578,8 @@
         <w:t xml:space="preserve">.</w:t>
       </w:r>
     </w:p>
-    <w:bookmarkEnd w:id="21"/>
-    <w:bookmarkStart w:id="22" w:name="q5"/>
+    <w:bookmarkEnd w:id="10"/>
+    <w:bookmarkStart w:id="11" w:name="q5"/>
     <w:p>
       <w:pPr>
         <w:pStyle w:val="Heading2"/>
@@ -1941,19 +1941,21 @@
           </m:rPr>
           <m:t>ln</m:t>
         </m:r>
-        <m:d>
-          <m:dPr>
-            <m:begChr m:val="|"/>
-            <m:sepChr m:val=""/>
-            <m:endChr m:val="|"/>
-            <m:grow/>
-          </m:dPr>
-          <m:e>
-            <m:r>
-              <m:t>x</m:t>
-            </m:r>
-          </m:e>
-        </m:d>
+        <m:r>
+          <m:rPr>
+            <m:sty m:val="p"/>
+          </m:rPr>
+          <m:t>|</m:t>
+        </m:r>
+        <m:r>
+          <m:t>x</m:t>
+        </m:r>
+        <m:r>
+          <m:rPr>
+            <m:sty m:val="p"/>
+          </m:rPr>
+          <m:t>|</m:t>
+        </m:r>
         <m:r>
           <m:rPr>
             <m:sty m:val="p"/>
@@ -2054,19 +2056,21 @@
           </m:rPr>
           <m:t>ln</m:t>
         </m:r>
-        <m:d>
-          <m:dPr>
-            <m:begChr m:val="|"/>
-            <m:sepChr m:val=""/>
-            <m:endChr m:val="|"/>
-            <m:grow/>
-          </m:dPr>
-          <m:e>
-            <m:r>
-              <m:t>x</m:t>
-            </m:r>
-          </m:e>
-        </m:d>
+        <m:r>
+          <m:rPr>
+            <m:sty m:val="p"/>
+          </m:rPr>
+          <m:t>|</m:t>
+        </m:r>
+        <m:r>
+          <m:t>x</m:t>
+        </m:r>
+        <m:r>
+          <m:rPr>
+            <m:sty m:val="p"/>
+          </m:rPr>
+          <m:t>|</m:t>
+        </m:r>
         <m:r>
           <m:rPr>
             <m:sty m:val="p"/>
@@ -2104,19 +2108,21 @@
           </m:rPr>
           <m:t>cos</m:t>
         </m:r>
-        <m:d>
-          <m:dPr>
-            <m:begChr m:val="("/>
-            <m:sepChr m:val=""/>
-            <m:endChr m:val=")"/>
-            <m:grow/>
-          </m:dPr>
-          <m:e>
-            <m:r>
-              <m:t>x</m:t>
-            </m:r>
-          </m:e>
-        </m:d>
+        <m:r>
+          <m:rPr>
+            <m:sty m:val="p"/>
+          </m:rPr>
+          <m:t>(</m:t>
+        </m:r>
+        <m:r>
+          <m:t>x</m:t>
+        </m:r>
+        <m:r>
+          <m:rPr>
+            <m:sty m:val="p"/>
+          </m:rPr>
+          <m:t>)</m:t>
+        </m:r>
         <m:r>
           <m:t> </m:t>
         </m:r>
@@ -2141,19 +2147,21 @@
           </m:rPr>
           <m:t>sin</m:t>
         </m:r>
-        <m:d>
-          <m:dPr>
-            <m:begChr m:val="("/>
-            <m:sepChr m:val=""/>
-            <m:endChr m:val=")"/>
-            <m:grow/>
-          </m:dPr>
-          <m:e>
-            <m:r>
-              <m:t>x</m:t>
-            </m:r>
-          </m:e>
-        </m:d>
+        <m:r>
+          <m:rPr>
+            <m:sty m:val="p"/>
+          </m:rPr>
+          <m:t>(</m:t>
+        </m:r>
+        <m:r>
+          <m:t>x</m:t>
+        </m:r>
+        <m:r>
+          <m:rPr>
+            <m:sty m:val="p"/>
+          </m:rPr>
+          <m:t>)</m:t>
+        </m:r>
         <m:r>
           <m:rPr>
             <m:sty m:val="p"/>
@@ -2194,22 +2202,24 @@
           </m:rPr>
           <m:t>sin</m:t>
         </m:r>
-        <m:d>
-          <m:dPr>
-            <m:begChr m:val="("/>
-            <m:sepChr m:val=""/>
-            <m:endChr m:val=")"/>
-            <m:grow/>
-          </m:dPr>
-          <m:e>
-            <m:r>
-              <m:t>2</m:t>
-            </m:r>
-            <m:r>
-              <m:t>x</m:t>
-            </m:r>
-          </m:e>
-        </m:d>
+        <m:r>
+          <m:rPr>
+            <m:sty m:val="p"/>
+          </m:rPr>
+          <m:t>(</m:t>
+        </m:r>
+        <m:r>
+          <m:t>2</m:t>
+        </m:r>
+        <m:r>
+          <m:t>x</m:t>
+        </m:r>
+        <m:r>
+          <m:rPr>
+            <m:sty m:val="p"/>
+          </m:rPr>
+          <m:t>)</m:t>
+        </m:r>
         <m:r>
           <m:t> </m:t>
         </m:r>
@@ -2255,22 +2265,24 @@
           </m:rPr>
           <m:t>cos</m:t>
         </m:r>
-        <m:d>
-          <m:dPr>
-            <m:begChr m:val="("/>
-            <m:sepChr m:val=""/>
-            <m:endChr m:val=")"/>
-            <m:grow/>
-          </m:dPr>
-          <m:e>
-            <m:r>
-              <m:t>2</m:t>
-            </m:r>
-            <m:r>
-              <m:t>x</m:t>
-            </m:r>
-          </m:e>
-        </m:d>
+        <m:r>
+          <m:rPr>
+            <m:sty m:val="p"/>
+          </m:rPr>
+          <m:t>(</m:t>
+        </m:r>
+        <m:r>
+          <m:t>2</m:t>
+        </m:r>
+        <m:r>
+          <m:t>x</m:t>
+        </m:r>
+        <m:r>
+          <m:rPr>
+            <m:sty m:val="p"/>
+          </m:rPr>
+          <m:t>)</m:t>
+        </m:r>
         <m:r>
           <m:rPr>
             <m:sty m:val="p"/>
@@ -2326,19 +2338,21 @@
           </m:rPr>
           <m:t>cos</m:t>
         </m:r>
-        <m:d>
-          <m:dPr>
-            <m:begChr m:val="("/>
-            <m:sepChr m:val=""/>
-            <m:endChr m:val=")"/>
-            <m:grow/>
-          </m:dPr>
-          <m:e>
-            <m:r>
-              <m:t>x</m:t>
-            </m:r>
-          </m:e>
-        </m:d>
+        <m:r>
+          <m:rPr>
+            <m:sty m:val="p"/>
+          </m:rPr>
+          <m:t>(</m:t>
+        </m:r>
+        <m:r>
+          <m:t>x</m:t>
+        </m:r>
+        <m:r>
+          <m:rPr>
+            <m:sty m:val="p"/>
+          </m:rPr>
+          <m:t>)</m:t>
+        </m:r>
         <m:r>
           <m:t> </m:t>
         </m:r>
@@ -2378,19 +2392,21 @@
           </m:rPr>
           <m:t>sin</m:t>
         </m:r>
-        <m:d>
-          <m:dPr>
-            <m:begChr m:val="("/>
-            <m:sepChr m:val=""/>
-            <m:endChr m:val=")"/>
-            <m:grow/>
-          </m:dPr>
-          <m:e>
-            <m:r>
-              <m:t>x</m:t>
-            </m:r>
-          </m:e>
-        </m:d>
+        <m:r>
+          <m:rPr>
+            <m:sty m:val="p"/>
+          </m:rPr>
+          <m:t>(</m:t>
+        </m:r>
+        <m:r>
+          <m:t>x</m:t>
+        </m:r>
+        <m:r>
+          <m:rPr>
+            <m:sty m:val="p"/>
+          </m:rPr>
+          <m:t>)</m:t>
+        </m:r>
         <m:r>
           <m:rPr>
             <m:sty m:val="p"/>
@@ -2431,22 +2447,24 @@
           </m:rPr>
           <m:t>cos</m:t>
         </m:r>
-        <m:d>
-          <m:dPr>
-            <m:begChr m:val="("/>
-            <m:sepChr m:val=""/>
-            <m:endChr m:val=")"/>
-            <m:grow/>
-          </m:dPr>
-          <m:e>
-            <m:r>
-              <m:t>3</m:t>
-            </m:r>
-            <m:r>
-              <m:t>x</m:t>
-            </m:r>
-          </m:e>
-        </m:d>
+        <m:r>
+          <m:rPr>
+            <m:sty m:val="p"/>
+          </m:rPr>
+          <m:t>(</m:t>
+        </m:r>
+        <m:r>
+          <m:t>3</m:t>
+        </m:r>
+        <m:r>
+          <m:t>x</m:t>
+        </m:r>
+        <m:r>
+          <m:rPr>
+            <m:sty m:val="p"/>
+          </m:rPr>
+          <m:t>)</m:t>
+        </m:r>
         <m:r>
           <m:t> </m:t>
         </m:r>
@@ -2486,22 +2504,24 @@
           </m:rPr>
           <m:t>sin</m:t>
         </m:r>
-        <m:d>
-          <m:dPr>
-            <m:begChr m:val="("/>
-            <m:sepChr m:val=""/>
-            <m:endChr m:val=")"/>
-            <m:grow/>
-          </m:dPr>
-          <m:e>
-            <m:r>
-              <m:t>3</m:t>
-            </m:r>
-            <m:r>
-              <m:t>x</m:t>
-            </m:r>
-          </m:e>
-        </m:d>
+        <m:r>
+          <m:rPr>
+            <m:sty m:val="p"/>
+          </m:rPr>
+          <m:t>(</m:t>
+        </m:r>
+        <m:r>
+          <m:t>3</m:t>
+        </m:r>
+        <m:r>
+          <m:t>x</m:t>
+        </m:r>
+        <m:r>
+          <m:rPr>
+            <m:sty m:val="p"/>
+          </m:rPr>
+          <m:t>)</m:t>
+        </m:r>
         <m:r>
           <m:rPr>
             <m:sty m:val="p"/>
@@ -2639,8 +2659,8 @@
         <w:t xml:space="preserve">.</w:t>
       </w:r>
     </w:p>
-    <w:bookmarkEnd w:id="22"/>
-    <w:bookmarkStart w:id="23" w:name="q3"/>
+    <w:bookmarkEnd w:id="11"/>
+    <w:bookmarkStart w:id="12" w:name="q3"/>
     <w:p>
       <w:pPr>
         <w:pStyle w:val="Heading2"/>
@@ -2964,19 +2984,21 @@
               </m:rPr>
               <m:t>ln</m:t>
             </m:r>
-            <m:d>
-              <m:dPr>
-                <m:begChr m:val="("/>
-                <m:sepChr m:val=""/>
-                <m:endChr m:val=")"/>
-                <m:grow/>
-              </m:dPr>
-              <m:e>
-                <m:r>
-                  <m:t>3</m:t>
-                </m:r>
-              </m:e>
-            </m:d>
+            <m:r>
+              <m:rPr>
+                <m:sty m:val="p"/>
+              </m:rPr>
+              <m:t>(</m:t>
+            </m:r>
+            <m:r>
+              <m:t>3</m:t>
+            </m:r>
+            <m:r>
+              <m:rPr>
+                <m:sty m:val="p"/>
+              </m:rPr>
+              <m:t>)</m:t>
+            </m:r>
           </m:sup>
           <m:e>
             <m:r>
@@ -3234,37 +3256,39 @@
             </m:r>
           </m:sup>
         </m:sSup>
-        <m:d>
-          <m:dPr>
-            <m:begChr m:val="("/>
-            <m:sepChr m:val=""/>
-            <m:endChr m:val=")"/>
-            <m:grow/>
-          </m:dPr>
+        <m:r>
+          <m:rPr>
+            <m:sty m:val="p"/>
+          </m:rPr>
+          <m:t>(</m:t>
+        </m:r>
+        <m:r>
+          <m:t>1</m:t>
+        </m:r>
+        <m:r>
+          <m:rPr>
+            <m:sty m:val="p"/>
+          </m:rPr>
+          <m:t>−</m:t>
+        </m:r>
+        <m:sSup>
           <m:e>
             <m:r>
-              <m:t>1</m:t>
-            </m:r>
-            <m:r>
-              <m:rPr>
-                <m:sty m:val="p"/>
-              </m:rPr>
-              <m:t>−</m:t>
-            </m:r>
-            <m:sSup>
-              <m:e>
-                <m:r>
-                  <m:t>e</m:t>
-                </m:r>
-              </m:e>
-              <m:sup>
-                <m:r>
-                  <m:t>4</m:t>
-                </m:r>
-              </m:sup>
-            </m:sSup>
+              <m:t>e</m:t>
+            </m:r>
           </m:e>
-        </m:d>
+          <m:sup>
+            <m:r>
+              <m:t>4</m:t>
+            </m:r>
+          </m:sup>
+        </m:sSup>
+        <m:r>
+          <m:rPr>
+            <m:sty m:val="p"/>
+          </m:rPr>
+          <m:t>)</m:t>
+        </m:r>
       </m:oMath>
     </w:p>
     <w:p>
@@ -3343,19 +3367,21 @@
           </m:rPr>
           <m:t>ln</m:t>
         </m:r>
-        <m:d>
-          <m:dPr>
-            <m:begChr m:val="("/>
-            <m:sepChr m:val=""/>
-            <m:endChr m:val=")"/>
-            <m:grow/>
-          </m:dPr>
-          <m:e>
-            <m:r>
-              <m:t>2</m:t>
-            </m:r>
-          </m:e>
-        </m:d>
+        <m:r>
+          <m:rPr>
+            <m:sty m:val="p"/>
+          </m:rPr>
+          <m:t>(</m:t>
+        </m:r>
+        <m:r>
+          <m:t>2</m:t>
+        </m:r>
+        <m:r>
+          <m:rPr>
+            <m:sty m:val="p"/>
+          </m:rPr>
+          <m:t>)</m:t>
+        </m:r>
       </m:oMath>
     </w:p>
     <w:p>
@@ -3605,19 +3631,21 @@
             </m:r>
           </m:e>
         </m:nary>
-        <m:d>
-          <m:dPr>
-            <m:begChr m:val="("/>
-            <m:sepChr m:val=""/>
-            <m:endChr m:val=")"/>
-            <m:grow/>
-          </m:dPr>
-          <m:e>
-            <m:r>
-              <m:t>x</m:t>
-            </m:r>
-          </m:e>
-        </m:d>
+        <m:r>
+          <m:rPr>
+            <m:sty m:val="p"/>
+          </m:rPr>
+          <m:t>(</m:t>
+        </m:r>
+        <m:r>
+          <m:t>x</m:t>
+        </m:r>
+        <m:r>
+          <m:rPr>
+            <m:sty m:val="p"/>
+          </m:rPr>
+          <m:t>)</m:t>
+        </m:r>
         <m:r>
           <m:t> </m:t>
         </m:r>
@@ -3681,19 +3709,21 @@
             </m:r>
           </m:e>
         </m:nary>
-        <m:d>
-          <m:dPr>
-            <m:begChr m:val="("/>
-            <m:sepChr m:val=""/>
-            <m:endChr m:val=")"/>
-            <m:grow/>
-          </m:dPr>
-          <m:e>
-            <m:r>
-              <m:t>x</m:t>
-            </m:r>
-          </m:e>
-        </m:d>
+        <m:r>
+          <m:rPr>
+            <m:sty m:val="p"/>
+          </m:rPr>
+          <m:t>(</m:t>
+        </m:r>
+        <m:r>
+          <m:t>x</m:t>
+        </m:r>
+        <m:r>
+          <m:rPr>
+            <m:sty m:val="p"/>
+          </m:rPr>
+          <m:t>)</m:t>
+        </m:r>
         <m:r>
           <m:t> </m:t>
         </m:r>
@@ -3766,22 +3796,24 @@
             </m:r>
           </m:e>
         </m:nary>
-        <m:d>
-          <m:dPr>
-            <m:begChr m:val="("/>
-            <m:sepChr m:val=""/>
-            <m:endChr m:val=")"/>
-            <m:grow/>
-          </m:dPr>
-          <m:e>
-            <m:r>
-              <m:t>2</m:t>
-            </m:r>
-            <m:r>
-              <m:t>x</m:t>
-            </m:r>
-          </m:e>
-        </m:d>
+        <m:r>
+          <m:rPr>
+            <m:sty m:val="p"/>
+          </m:rPr>
+          <m:t>(</m:t>
+        </m:r>
+        <m:r>
+          <m:t>2</m:t>
+        </m:r>
+        <m:r>
+          <m:t>x</m:t>
+        </m:r>
+        <m:r>
+          <m:rPr>
+            <m:sty m:val="p"/>
+          </m:rPr>
+          <m:t>)</m:t>
+        </m:r>
         <m:r>
           <m:t> </m:t>
         </m:r>
@@ -3866,22 +3898,24 @@
             </m:r>
           </m:e>
         </m:nary>
-        <m:d>
-          <m:dPr>
-            <m:begChr m:val="("/>
-            <m:sepChr m:val=""/>
-            <m:endChr m:val=")"/>
-            <m:grow/>
-          </m:dPr>
-          <m:e>
-            <m:r>
-              <m:t>2</m:t>
-            </m:r>
-            <m:r>
-              <m:t>x</m:t>
-            </m:r>
-          </m:e>
-        </m:d>
+        <m:r>
+          <m:rPr>
+            <m:sty m:val="p"/>
+          </m:rPr>
+          <m:t>(</m:t>
+        </m:r>
+        <m:r>
+          <m:t>2</m:t>
+        </m:r>
+        <m:r>
+          <m:t>x</m:t>
+        </m:r>
+        <m:r>
+          <m:rPr>
+            <m:sty m:val="p"/>
+          </m:rPr>
+          <m:t>)</m:t>
+        </m:r>
         <m:r>
           <m:t> </m:t>
         </m:r>
@@ -3980,22 +4014,24 @@
             </m:r>
           </m:e>
         </m:nary>
-        <m:d>
-          <m:dPr>
-            <m:begChr m:val="("/>
-            <m:sepChr m:val=""/>
-            <m:endChr m:val=")"/>
-            <m:grow/>
-          </m:dPr>
-          <m:e>
-            <m:r>
-              <m:t>3</m:t>
-            </m:r>
-            <m:r>
-              <m:t>x</m:t>
-            </m:r>
-          </m:e>
-        </m:d>
+        <m:r>
+          <m:rPr>
+            <m:sty m:val="p"/>
+          </m:rPr>
+          <m:t>(</m:t>
+        </m:r>
+        <m:r>
+          <m:t>3</m:t>
+        </m:r>
+        <m:r>
+          <m:t>x</m:t>
+        </m:r>
+        <m:r>
+          <m:rPr>
+            <m:sty m:val="p"/>
+          </m:rPr>
+          <m:t>)</m:t>
+        </m:r>
         <m:r>
           <m:t> </m:t>
         </m:r>
@@ -4083,8 +4119,8 @@
         </w:pict>
       </w:r>
     </w:p>
-    <w:bookmarkEnd w:id="23"/>
-    <w:bookmarkStart w:id="25" w:name="version-history-and-licensing"/>
+    <w:bookmarkEnd w:id="12"/>
+    <w:bookmarkStart w:id="14" w:name="version-history-and-licensing"/>
     <w:p>
       <w:pPr>
         <w:pStyle w:val="Heading2"/>
@@ -4105,7 +4141,7 @@
       <w:pPr>
         <w:pStyle w:val="BodyText"/>
       </w:pPr>
-      <w:hyperlink r:id="rId24">
+      <w:hyperlink r:id="rId13">
         <w:r>
           <w:rPr>
             <w:rStyle w:val="Hyperlink"/>
@@ -4114,7 +4150,7 @@
         </w:r>
       </w:hyperlink>
     </w:p>
-    <w:bookmarkEnd w:id="25"/>
+    <w:bookmarkEnd w:id="14"/>
     <w:sectPr>
       <w:pgSz w:h="15840" w:w="12240"/>
       <w:pgMar w:bottom="1440" w:footer="720" w:gutter="0" w:header="720" w:left="1440" w:right="1440" w:top="1440"/>
